--- a/e3/reading/docs/wk07-graffiti-warning-poster-lesson-and-worksheet-answers.docx
+++ b/e3/reading/docs/wk07-graffiti-warning-poster-lesson-and-worksheet-answers.docx
@@ -5,6 +5,7 @@
     <w:p>
       <w:pPr>
         <w:pStyle w:val="FirstParagraph"/>
+        <w:spacing w:before="0" w:after="60" w:line="240" w:lineRule="auto"/>
       </w:pPr>
       <w:r>
         <w:drawing>
@@ -53,83 +54,131 @@
     <w:p>
       <w:pPr>
         <w:pStyle w:val="Heading1"/>
-      </w:pPr>
-      <w:r>
-        <w:t xml:space="preserve">E3 Mixed Tenses – Graffiti Warning Poster – Reading, Grammar &amp; Error Correction</w:t>
-      </w:r>
-      <w:r>
-        <w:t xml:space="preserve"> – Answers</w:t>
+        <w:spacing w:before="120" w:after="40" w:line="240" w:lineRule="auto"/>
+      </w:pPr>
+      <w:r>
+        <w:t>E3 Mixed Tenses – Graffiti Warning Poster – Reading, Grammar &amp; Error Correction</w:t>
+      </w:r>
+      <w:r>
+        <w:t xml:space="preserve"> – Teacher notes and answers</w:t>
       </w:r>
     </w:p>
     <w:p>
       <w:pPr>
         <w:pStyle w:val="Heading2"/>
-      </w:pPr>
-      <w:r>
-        <w:t xml:space="preserve">Answer key</w:t>
+        <w:spacing w:before="120" w:after="40" w:line="240" w:lineRule="auto"/>
+      </w:pPr>
+      <w:r>
+        <w:t xml:space="preserve">Teacher notes</w:t>
       </w:r>
     </w:p>
     <w:p>
       <w:pPr>
         <w:pStyle w:val="FirstParagraph"/>
+        <w:spacing w:before="0" w:after="60" w:line="240" w:lineRule="auto"/>
+      </w:pPr>
+      <w:r>
+        <w:t xml:space="preserve">Entry 3, about 2 hours. Real Hackney shop shutter poster (photo taken October 2026). Project the photo for the lead-in; the worksheet has a typed copy.</w:t>
+      </w:r>
+    </w:p>
+    <w:p>
+      <w:pPr>
+        <w:pStyle w:val="BodyText"/>
+        <w:spacing w:before="0" w:after="60" w:line="240" w:lineRule="auto"/>
       </w:pPr>
       <w:r>
         <w:rPr>
           <w:bCs/>
           <w:b/>
         </w:rPr>
-        <w:t xml:space="preserve">Task 1:</w:t>
-      </w:r>
-      <w:r>
-        <w:t xml:space="preserve"> </w:t>
-      </w:r>
-      <w:r>
-        <w:t xml:space="preserve">1d, 2g, 3a, 4h, 5f, 6i, 7c, 8b, 9j, 10e</w:t>
+        <w:t xml:space="preserve">Aims</w:t>
       </w:r>
     </w:p>
     <w:p>
       <w:pPr>
-        <w:pStyle w:val="BodyText"/>
+        <w:numPr>
+          <w:ilvl w:val="0"/>
+          <w:numId w:val="1001"/>
+        </w:numPr>
+        <w:pStyle w:val="Compact"/>
+        <w:spacing w:before="0" w:after="60" w:line="240" w:lineRule="auto"/>
+      </w:pPr>
+      <w:r>
+        <w:t xml:space="preserve">Recognise and contrast present simple, present perfect, past simple and</w:t>
+      </w:r>
+      <w:r>
+        <w:t xml:space="preserve"> </w:t>
+      </w:r>
+      <w:r>
+        <w:rPr>
+          <w:iCs/>
+          <w:i/>
+        </w:rPr>
+        <w:t xml:space="preserve">will</w:t>
+      </w:r>
+      <w:r>
+        <w:t xml:space="preserve"> </w:t>
+      </w:r>
+      <w:r>
+        <w:t xml:space="preserve">future in a real text.</w:t>
+      </w:r>
+    </w:p>
+    <w:p>
+      <w:pPr>
+        <w:numPr>
+          <w:ilvl w:val="0"/>
+          <w:numId w:val="1001"/>
+        </w:numPr>
+        <w:pStyle w:val="Compact"/>
+        <w:spacing w:before="0" w:after="60" w:line="240" w:lineRule="auto"/>
+      </w:pPr>
+      <w:r>
+        <w:t xml:space="preserve">Correct common learner errors (all taken from the poster itself).</w:t>
+      </w:r>
+    </w:p>
+    <w:p>
+      <w:pPr>
+        <w:numPr>
+          <w:ilvl w:val="0"/>
+          <w:numId w:val="1001"/>
+        </w:numPr>
+        <w:pStyle w:val="Compact"/>
+        <w:spacing w:before="0" w:after="60" w:line="240" w:lineRule="auto"/>
+      </w:pPr>
+      <w:r>
+        <w:t xml:space="preserve">Discuss graffiti, property and threats; write a short notice using all four tenses.</w:t>
+      </w:r>
+    </w:p>
+    <w:p>
+      <w:pPr>
+        <w:pStyle w:val="FirstParagraph"/>
+        <w:spacing w:before="0" w:after="60" w:line="240" w:lineRule="auto"/>
       </w:pPr>
       <w:r>
         <w:rPr>
           <w:bCs/>
           <w:b/>
         </w:rPr>
-        <w:t xml:space="preserve">Task 2:</w:t>
+        <w:t xml:space="preserve">Content warning:</w:t>
       </w:r>
       <w:r>
         <w:t xml:space="preserve"> </w:t>
       </w:r>
       <w:r>
-        <w:t xml:space="preserve">1 T · 2 F · 3 T (00:49) · 4 F (signed</w:t>
-      </w:r>
-      <w:r>
-        <w:t xml:space="preserve"> </w:t>
-      </w:r>
-      <w:r>
-        <w:t xml:space="preserve">“</w:t>
-      </w:r>
-      <w:r>
-        <w:t xml:space="preserve">The Punisher</w:t>
-      </w:r>
-      <w:r>
-        <w:t xml:space="preserve">”</w:t>
-      </w:r>
-      <w:r>
-        <w:t xml:space="preserve">) · 5 F (he says a threat is a crime) · 6 F (his parents didn’t teach him) · 7 notes · 8 the government and the artist’s parents · 9 Thursday</w:t>
+        <w:t xml:space="preserve">the original ends with a strong swear word. The worksheet stars it out. Crop or cover the bottom of the photo if you prefer.</w:t>
       </w:r>
     </w:p>
     <w:p>
       <w:pPr>
         <w:pStyle w:val="BodyText"/>
+        <w:spacing w:before="0" w:after="60" w:line="240" w:lineRule="auto"/>
       </w:pPr>
       <w:r>
         <w:rPr>
           <w:bCs/>
           <w:b/>
         </w:rPr>
-        <w:t xml:space="preserve">Task 3</w:t>
+        <w:t xml:space="preserve">Stages</w:t>
       </w:r>
     </w:p>
     <w:tbl>
@@ -161,34 +210,37 @@
           <w:p>
             <w:pPr>
               <w:pStyle w:val="Compact"/>
-              <w:jc w:val="left"/>
-            </w:pPr>
-            <w:r>
-              <w:t xml:space="preserve">Tense</w:t>
-            </w:r>
-          </w:p>
-        </w:tc>
-        <w:tc>
-          <w:tcPr/>
-          <w:p>
-            <w:pPr>
-              <w:pStyle w:val="Compact"/>
-              <w:jc w:val="left"/>
-            </w:pPr>
-            <w:r>
-              <w:t xml:space="preserve">Examples</w:t>
-            </w:r>
-          </w:p>
-        </w:tc>
-        <w:tc>
-          <w:tcPr/>
-          <w:p>
-            <w:pPr>
-              <w:pStyle w:val="Compact"/>
-              <w:jc w:val="left"/>
-            </w:pPr>
-            <w:r>
-              <w:t xml:space="preserve">Use</w:t>
+              <w:spacing w:before="0" w:after="60" w:line="240" w:lineRule="auto"/>
+              <w:jc w:val="left"/>
+            </w:pPr>
+            <w:r>
+              <w:t xml:space="preserve">Stage</w:t>
+            </w:r>
+          </w:p>
+        </w:tc>
+        <w:tc>
+          <w:tcPr/>
+          <w:p>
+            <w:pPr>
+              <w:pStyle w:val="Compact"/>
+              <w:spacing w:before="0" w:after="60" w:line="240" w:lineRule="auto"/>
+              <w:jc w:val="left"/>
+            </w:pPr>
+            <w:r>
+              <w:t xml:space="preserve">Time</w:t>
+            </w:r>
+          </w:p>
+        </w:tc>
+        <w:tc>
+          <w:tcPr/>
+          <w:p>
+            <w:pPr>
+              <w:pStyle w:val="Compact"/>
+              <w:spacing w:before="0" w:after="60" w:line="240" w:lineRule="auto"/>
+              <w:jc w:val="left"/>
+            </w:pPr>
+            <w:r>
+              <w:t xml:space="preserve">What happens</w:t>
             </w:r>
           </w:p>
         </w:tc>
@@ -199,6 +251,575 @@
           <w:p>
             <w:pPr>
               <w:pStyle w:val="Compact"/>
+              <w:spacing w:before="0" w:after="60" w:line="240" w:lineRule="auto"/>
+              <w:jc w:val="left"/>
+            </w:pPr>
+            <w:r>
+              <w:t xml:space="preserve">1. Lead-in</w:t>
+            </w:r>
+          </w:p>
+        </w:tc>
+        <w:tc>
+          <w:tcPr/>
+          <w:p>
+            <w:pPr>
+              <w:pStyle w:val="Compact"/>
+              <w:spacing w:before="0" w:after="60" w:line="240" w:lineRule="auto"/>
+              <w:jc w:val="left"/>
+            </w:pPr>
+            <w:r>
+              <w:t xml:space="preserve">10 min</w:t>
+            </w:r>
+          </w:p>
+        </w:tc>
+        <w:tc>
+          <w:tcPr/>
+          <w:p>
+            <w:pPr>
+              <w:pStyle w:val="Compact"/>
+              <w:spacing w:before="0" w:after="60" w:line="240" w:lineRule="auto"/>
+              <w:jc w:val="left"/>
+            </w:pPr>
+            <w:r>
+              <w:t xml:space="preserve">Show the photo. Pairs: Where is this? Who wrote it? Who is it for? How does the writer feel? Have you seen graffiti in Hackney? Is it art or a crime?</w:t>
+            </w:r>
+          </w:p>
+        </w:tc>
+      </w:tr>
+      <w:tr>
+        <w:tc>
+          <w:tcPr/>
+          <w:p>
+            <w:pPr>
+              <w:pStyle w:val="Compact"/>
+              <w:spacing w:before="0" w:after="60" w:line="240" w:lineRule="auto"/>
+              <w:jc w:val="left"/>
+            </w:pPr>
+            <w:r>
+              <w:t xml:space="preserve">2. Vocabulary</w:t>
+            </w:r>
+          </w:p>
+        </w:tc>
+        <w:tc>
+          <w:tcPr/>
+          <w:p>
+            <w:pPr>
+              <w:pStyle w:val="Compact"/>
+              <w:spacing w:before="0" w:after="60" w:line="240" w:lineRule="auto"/>
+              <w:jc w:val="left"/>
+            </w:pPr>
+            <w:r>
+              <w:t xml:space="preserve">15 min</w:t>
+            </w:r>
+          </w:p>
+        </w:tc>
+        <w:tc>
+          <w:tcPr/>
+          <w:p>
+            <w:pPr>
+              <w:pStyle w:val="Compact"/>
+              <w:spacing w:before="0" w:after="60" w:line="240" w:lineRule="auto"/>
+              <w:jc w:val="left"/>
+            </w:pPr>
+            <w:r>
+              <w:t xml:space="preserve">Task 1: match words to meanings. Drill pronunciation:</w:t>
+            </w:r>
+            <w:r>
+              <w:t xml:space="preserve"> </w:t>
+            </w:r>
+            <w:r>
+              <w:rPr>
+                <w:iCs/>
+                <w:i/>
+              </w:rPr>
+              <w:t xml:space="preserve">graffiti, vandalise, property, warning, threat, promise</w:t>
+            </w:r>
+            <w:r>
+              <w:t xml:space="preserve">.</w:t>
+            </w:r>
+          </w:p>
+        </w:tc>
+      </w:tr>
+      <w:tr>
+        <w:tc>
+          <w:tcPr/>
+          <w:p>
+            <w:pPr>
+              <w:pStyle w:val="Compact"/>
+              <w:spacing w:before="0" w:after="60" w:line="240" w:lineRule="auto"/>
+              <w:jc w:val="left"/>
+            </w:pPr>
+            <w:r>
+              <w:t xml:space="preserve">3. Reading</w:t>
+            </w:r>
+          </w:p>
+        </w:tc>
+        <w:tc>
+          <w:tcPr/>
+          <w:p>
+            <w:pPr>
+              <w:pStyle w:val="Compact"/>
+              <w:spacing w:before="0" w:after="60" w:line="240" w:lineRule="auto"/>
+              <w:jc w:val="left"/>
+            </w:pPr>
+            <w:r>
+              <w:t xml:space="preserve">15 min</w:t>
+            </w:r>
+          </w:p>
+        </w:tc>
+        <w:tc>
+          <w:tcPr/>
+          <w:p>
+            <w:pPr>
+              <w:pStyle w:val="Compact"/>
+              <w:spacing w:before="0" w:after="60" w:line="240" w:lineRule="auto"/>
+              <w:jc w:val="left"/>
+            </w:pPr>
+            <w:r>
+              <w:t xml:space="preserve">Task 2: read the typed poster, answer the questions. Check in pairs, then whole class.</w:t>
+            </w:r>
+          </w:p>
+        </w:tc>
+      </w:tr>
+      <w:tr>
+        <w:tc>
+          <w:tcPr/>
+          <w:p>
+            <w:pPr>
+              <w:pStyle w:val="Compact"/>
+              <w:spacing w:before="0" w:after="60" w:line="240" w:lineRule="auto"/>
+              <w:jc w:val="left"/>
+            </w:pPr>
+            <w:r>
+              <w:t xml:space="preserve">4. Grammar noticing</w:t>
+            </w:r>
+          </w:p>
+        </w:tc>
+        <w:tc>
+          <w:tcPr/>
+          <w:p>
+            <w:pPr>
+              <w:pStyle w:val="Compact"/>
+              <w:spacing w:before="0" w:after="60" w:line="240" w:lineRule="auto"/>
+              <w:jc w:val="left"/>
+            </w:pPr>
+            <w:r>
+              <w:t xml:space="preserve">20 min</w:t>
+            </w:r>
+          </w:p>
+        </w:tc>
+        <w:tc>
+          <w:tcPr/>
+          <w:p>
+            <w:pPr>
+              <w:pStyle w:val="Compact"/>
+              <w:spacing w:before="0" w:after="60" w:line="240" w:lineRule="auto"/>
+              <w:jc w:val="left"/>
+            </w:pPr>
+            <w:r>
+              <w:t xml:space="preserve">Task 3: find one or more examples of each tense. Board the table. Concept check:</w:t>
+            </w:r>
+            <w:r>
+              <w:t xml:space="preserve"> </w:t>
+            </w:r>
+            <w:r>
+              <w:rPr>
+                <w:iCs/>
+                <w:i/>
+              </w:rPr>
+              <w:t xml:space="preserve">I have warned you many times</w:t>
+            </w:r>
+            <w:r>
+              <w:t xml:space="preserve"> </w:t>
+            </w:r>
+            <w:r>
+              <w:t xml:space="preserve">– Do we know when? (No.) Is it important now? (Yes.)</w:t>
+            </w:r>
+            <w:r>
+              <w:t xml:space="preserve"> </w:t>
+            </w:r>
+            <w:r>
+              <w:rPr>
+                <w:iCs/>
+                <w:i/>
+              </w:rPr>
+              <w:t xml:space="preserve">You didn’t take my notes seriously</w:t>
+            </w:r>
+            <w:r>
+              <w:t xml:space="preserve"> </w:t>
+            </w:r>
+            <w:r>
+              <w:t xml:space="preserve">– Finished? (Yes.)</w:t>
+            </w:r>
+            <w:r>
+              <w:t xml:space="preserve"> </w:t>
+            </w:r>
+            <w:r>
+              <w:rPr>
+                <w:iCs/>
+                <w:i/>
+              </w:rPr>
+              <w:t xml:space="preserve">You will pay</w:t>
+            </w:r>
+            <w:r>
+              <w:t xml:space="preserve"> </w:t>
+            </w:r>
+            <w:r>
+              <w:t xml:space="preserve">– Now or later? (Later.)</w:t>
+            </w:r>
+          </w:p>
+        </w:tc>
+      </w:tr>
+      <w:tr>
+        <w:tc>
+          <w:tcPr/>
+          <w:p>
+            <w:pPr>
+              <w:pStyle w:val="Compact"/>
+              <w:spacing w:before="0" w:after="60" w:line="240" w:lineRule="auto"/>
+              <w:jc w:val="left"/>
+            </w:pPr>
+            <w:r>
+              <w:t xml:space="preserve">5. Error correction</w:t>
+            </w:r>
+          </w:p>
+        </w:tc>
+        <w:tc>
+          <w:tcPr/>
+          <w:p>
+            <w:pPr>
+              <w:pStyle w:val="Compact"/>
+              <w:spacing w:before="0" w:after="60" w:line="240" w:lineRule="auto"/>
+              <w:jc w:val="left"/>
+            </w:pPr>
+            <w:r>
+              <w:t xml:space="preserve">15 min</w:t>
+            </w:r>
+          </w:p>
+        </w:tc>
+        <w:tc>
+          <w:tcPr/>
+          <w:p>
+            <w:pPr>
+              <w:pStyle w:val="Compact"/>
+              <w:spacing w:before="0" w:after="60" w:line="240" w:lineRule="auto"/>
+              <w:jc w:val="left"/>
+            </w:pPr>
+            <w:r>
+              <w:t xml:space="preserve">Task 4: the writer made mistakes. Learners find and fix them. Good confidence boost – native speakers make errors too.</w:t>
+            </w:r>
+          </w:p>
+        </w:tc>
+      </w:tr>
+      <w:tr>
+        <w:tc>
+          <w:tcPr/>
+          <w:p>
+            <w:pPr>
+              <w:pStyle w:val="Compact"/>
+              <w:spacing w:before="0" w:after="60" w:line="240" w:lineRule="auto"/>
+              <w:jc w:val="left"/>
+            </w:pPr>
+            <w:r>
+              <w:t xml:space="preserve">6. Controlled practice</w:t>
+            </w:r>
+          </w:p>
+        </w:tc>
+        <w:tc>
+          <w:tcPr/>
+          <w:p>
+            <w:pPr>
+              <w:pStyle w:val="Compact"/>
+              <w:spacing w:before="0" w:after="60" w:line="240" w:lineRule="auto"/>
+              <w:jc w:val="left"/>
+            </w:pPr>
+            <w:r>
+              <w:t xml:space="preserve">15 min</w:t>
+            </w:r>
+          </w:p>
+        </w:tc>
+        <w:tc>
+          <w:tcPr/>
+          <w:p>
+            <w:pPr>
+              <w:pStyle w:val="Compact"/>
+              <w:spacing w:before="0" w:after="60" w:line="240" w:lineRule="auto"/>
+              <w:jc w:val="left"/>
+            </w:pPr>
+            <w:r>
+              <w:t xml:space="preserve">Task 5: gap fill – a calmer notice from the same shop.</w:t>
+            </w:r>
+          </w:p>
+        </w:tc>
+      </w:tr>
+      <w:tr>
+        <w:tc>
+          <w:tcPr/>
+          <w:p>
+            <w:pPr>
+              <w:pStyle w:val="Compact"/>
+              <w:spacing w:before="0" w:after="60" w:line="240" w:lineRule="auto"/>
+              <w:jc w:val="left"/>
+            </w:pPr>
+            <w:r>
+              <w:t xml:space="preserve">7. Speaking</w:t>
+            </w:r>
+          </w:p>
+        </w:tc>
+        <w:tc>
+          <w:tcPr/>
+          <w:p>
+            <w:pPr>
+              <w:pStyle w:val="Compact"/>
+              <w:spacing w:before="0" w:after="60" w:line="240" w:lineRule="auto"/>
+              <w:jc w:val="left"/>
+            </w:pPr>
+            <w:r>
+              <w:t xml:space="preserve">15 min</w:t>
+            </w:r>
+          </w:p>
+        </w:tc>
+        <w:tc>
+          <w:tcPr/>
+          <w:p>
+            <w:pPr>
+              <w:pStyle w:val="Compact"/>
+              <w:spacing w:before="0" w:after="60" w:line="240" w:lineRule="auto"/>
+              <w:jc w:val="left"/>
+            </w:pPr>
+            <w:r>
+              <w:t xml:space="preserve">Task 6: role play – shop owner tells a police officer what happened. Swap roles.</w:t>
+            </w:r>
+          </w:p>
+        </w:tc>
+      </w:tr>
+      <w:tr>
+        <w:tc>
+          <w:tcPr/>
+          <w:p>
+            <w:pPr>
+              <w:pStyle w:val="Compact"/>
+              <w:spacing w:before="0" w:after="60" w:line="240" w:lineRule="auto"/>
+              <w:jc w:val="left"/>
+            </w:pPr>
+            <w:r>
+              <w:t xml:space="preserve">8. Writing</w:t>
+            </w:r>
+          </w:p>
+        </w:tc>
+        <w:tc>
+          <w:tcPr/>
+          <w:p>
+            <w:pPr>
+              <w:pStyle w:val="Compact"/>
+              <w:spacing w:before="0" w:after="60" w:line="240" w:lineRule="auto"/>
+              <w:jc w:val="left"/>
+            </w:pPr>
+            <w:r>
+              <w:t xml:space="preserve">15 min</w:t>
+            </w:r>
+          </w:p>
+        </w:tc>
+        <w:tc>
+          <w:tcPr/>
+          <w:p>
+            <w:pPr>
+              <w:pStyle w:val="Compact"/>
+              <w:spacing w:before="0" w:after="60" w:line="240" w:lineRule="auto"/>
+              <w:jc w:val="left"/>
+            </w:pPr>
+            <w:r>
+              <w:t xml:space="preserve">Task 7: write a polite notice (40–60 words) using all four tenses. Stronger learners: write the graffiti artist’s reply.</w:t>
+            </w:r>
+          </w:p>
+        </w:tc>
+      </w:tr>
+    </w:tbl>
+    <w:p>
+      <w:pPr>
+        <w:pStyle w:val="BodyText"/>
+        <w:spacing w:before="0" w:after="60" w:line="240" w:lineRule="auto"/>
+      </w:pPr>
+      <w:r>
+        <w:rPr>
+          <w:bCs/>
+          <w:b/>
+        </w:rPr>
+        <w:t xml:space="preserve">Discussion point (optional, stronger groups):</w:t>
+      </w:r>
+      <w:r>
+        <w:t xml:space="preserve"> </w:t>
+      </w:r>
+      <w:r>
+        <w:t xml:space="preserve">the writer says</w:t>
+      </w:r>
+      <w:r>
+        <w:t xml:space="preserve"> </w:t>
+      </w:r>
+      <w:r>
+        <w:t xml:space="preserve">“</w:t>
+      </w:r>
+      <w:r>
+        <w:t xml:space="preserve">threat is a crime</w:t>
+      </w:r>
+      <w:r>
+        <w:t xml:space="preserve">”</w:t>
+      </w:r>
+      <w:r>
+        <w:t xml:space="preserve"> </w:t>
+      </w:r>
+      <w:r>
+        <w:t xml:space="preserve">– then threatens someone. Is this poster legal? What should the shop owner do instead? (Report to the police; use the CCTV as evidence.)</w:t>
+      </w:r>
+    </w:p>
+    <w:bookmarkEnd w:id="23"/>
+    <w:bookmarkStart w:id="24" w:name="student-worksheet"/>
+    <w:p>
+      <w:pPr>
+        <w:pStyle w:val="Heading2"/>
+        <w:spacing w:before="120" w:after="40" w:line="240" w:lineRule="auto"/>
+      </w:pPr>
+      <w:r>
+        <w:t xml:space="preserve">Answer key</w:t>
+      </w:r>
+    </w:p>
+    <w:p>
+      <w:pPr>
+        <w:pStyle w:val="FirstParagraph"/>
+        <w:spacing w:before="0" w:after="60" w:line="240" w:lineRule="auto"/>
+      </w:pPr>
+      <w:r>
+        <w:rPr>
+          <w:bCs/>
+          <w:b/>
+        </w:rPr>
+        <w:t xml:space="preserve">Task 1:</w:t>
+      </w:r>
+      <w:r>
+        <w:t xml:space="preserve"> </w:t>
+      </w:r>
+      <w:r>
+        <w:t xml:space="preserve">1d, 2g, 3a, 4h, 5f, 6i, 7c, 8b, 9j, 10e</w:t>
+      </w:r>
+    </w:p>
+    <w:p>
+      <w:pPr>
+        <w:pStyle w:val="BodyText"/>
+        <w:spacing w:before="0" w:after="60" w:line="240" w:lineRule="auto"/>
+      </w:pPr>
+      <w:r>
+        <w:rPr>
+          <w:bCs/>
+          <w:b/>
+        </w:rPr>
+        <w:t xml:space="preserve">Task 2:</w:t>
+      </w:r>
+      <w:r>
+        <w:t xml:space="preserve"> </w:t>
+      </w:r>
+      <w:r>
+        <w:t xml:space="preserve">1 T · 2 F · 3 T (00:49) · 4 F (signed</w:t>
+      </w:r>
+      <w:r>
+        <w:t xml:space="preserve"> </w:t>
+      </w:r>
+      <w:r>
+        <w:t xml:space="preserve">“</w:t>
+      </w:r>
+      <w:r>
+        <w:t xml:space="preserve">The Punisher</w:t>
+      </w:r>
+      <w:r>
+        <w:t xml:space="preserve">”</w:t>
+      </w:r>
+      <w:r>
+        <w:t xml:space="preserve">) · 5 F (he says a threat is a crime) · 6 F (his parents didn’t teach him) · 7 notes · 8 the government and the artist’s parents · 9 Thursday</w:t>
+      </w:r>
+    </w:p>
+    <w:p>
+      <w:pPr>
+        <w:pStyle w:val="BodyText"/>
+        <w:spacing w:before="0" w:after="60" w:line="240" w:lineRule="auto"/>
+      </w:pPr>
+      <w:r>
+        <w:rPr>
+          <w:bCs/>
+          <w:b/>
+        </w:rPr>
+        <w:t xml:space="preserve">Task 3</w:t>
+      </w:r>
+    </w:p>
+    <w:tbl>
+      <w:tblPr>
+        <w:tblStyle w:val="Table"/>
+        <w:tblW w:type="pct" w:w="5000"/>
+        <w:tblLook w:firstRow="1" w:lastRow="0" w:firstColumn="0" w:lastColumn="0" w:noHBand="0" w:noVBand="0" w:val="0020"/>
+        <w:jc w:val="start"/>
+        <w:tblBorders>
+          <w:top w:val="single" w:sz="4" w:color="999999"/>
+          <w:left w:val="single" w:sz="4" w:color="999999"/>
+          <w:bottom w:val="single" w:sz="4" w:color="999999"/>
+          <w:right w:val="single" w:sz="4" w:color="999999"/>
+          <w:insideH w:val="single" w:sz="4" w:color="999999"/>
+          <w:insideV w:val="single" w:sz="4" w:color="999999"/>
+        </w:tblBorders>
+      </w:tblPr>
+      <w:tblGrid>
+        <w:gridCol w:w="2640"/>
+        <w:gridCol w:w="2640"/>
+        <w:gridCol w:w="2640"/>
+      </w:tblGrid>
+      <w:tr>
+        <w:trPr>
+          <w:tblHeader w:val="true"/>
+        </w:trPr>
+        <w:tc>
+          <w:tcPr/>
+          <w:p>
+            <w:pPr>
+              <w:pStyle w:val="Compact"/>
+              <w:spacing w:before="0" w:after="60" w:line="240" w:lineRule="auto"/>
+              <w:jc w:val="left"/>
+            </w:pPr>
+            <w:r>
+              <w:t xml:space="preserve">Tense</w:t>
+            </w:r>
+          </w:p>
+        </w:tc>
+        <w:tc>
+          <w:tcPr/>
+          <w:p>
+            <w:pPr>
+              <w:pStyle w:val="Compact"/>
+              <w:spacing w:before="0" w:after="60" w:line="240" w:lineRule="auto"/>
+              <w:jc w:val="left"/>
+            </w:pPr>
+            <w:r>
+              <w:t xml:space="preserve">Examples</w:t>
+            </w:r>
+          </w:p>
+        </w:tc>
+        <w:tc>
+          <w:tcPr/>
+          <w:p>
+            <w:pPr>
+              <w:pStyle w:val="Compact"/>
+              <w:spacing w:before="0" w:after="60" w:line="240" w:lineRule="auto"/>
+              <w:jc w:val="left"/>
+            </w:pPr>
+            <w:r>
+              <w:t xml:space="preserve">Use</w:t>
+            </w:r>
+          </w:p>
+        </w:tc>
+      </w:tr>
+      <w:tr>
+        <w:tc>
+          <w:tcPr/>
+          <w:p>
+            <w:pPr>
+              <w:pStyle w:val="Compact"/>
+              <w:spacing w:before="0" w:after="60" w:line="240" w:lineRule="auto"/>
               <w:jc w:val="left"/>
             </w:pPr>
             <w:r>
@@ -211,6 +832,7 @@
           <w:p>
             <w:pPr>
               <w:pStyle w:val="Compact"/>
+              <w:spacing w:before="0" w:after="60" w:line="240" w:lineRule="auto"/>
               <w:jc w:val="left"/>
             </w:pPr>
             <w:r>
@@ -287,6 +909,7 @@
           <w:p>
             <w:pPr>
               <w:pStyle w:val="Compact"/>
+              <w:spacing w:before="0" w:after="60" w:line="240" w:lineRule="auto"/>
               <w:jc w:val="left"/>
             </w:pPr>
             <w:r>
@@ -301,6 +924,7 @@
           <w:p>
             <w:pPr>
               <w:pStyle w:val="Compact"/>
+              <w:spacing w:before="0" w:after="60" w:line="240" w:lineRule="auto"/>
               <w:jc w:val="left"/>
             </w:pPr>
             <w:r>
@@ -313,6 +937,7 @@
           <w:p>
             <w:pPr>
               <w:pStyle w:val="Compact"/>
+              <w:spacing w:before="0" w:after="60" w:line="240" w:lineRule="auto"/>
               <w:jc w:val="left"/>
             </w:pPr>
             <w:r>
@@ -357,6 +982,7 @@
           <w:p>
             <w:pPr>
               <w:pStyle w:val="Compact"/>
+              <w:spacing w:before="0" w:after="60" w:line="240" w:lineRule="auto"/>
               <w:jc w:val="left"/>
             </w:pPr>
             <w:r>
@@ -371,6 +997,7 @@
           <w:p>
             <w:pPr>
               <w:pStyle w:val="Compact"/>
+              <w:spacing w:before="0" w:after="60" w:line="240" w:lineRule="auto"/>
               <w:jc w:val="left"/>
             </w:pPr>
             <w:r>
@@ -383,6 +1010,7 @@
           <w:p>
             <w:pPr>
               <w:pStyle w:val="Compact"/>
+              <w:spacing w:before="0" w:after="60" w:line="240" w:lineRule="auto"/>
               <w:jc w:val="left"/>
             </w:pPr>
             <w:r>
@@ -443,6 +1071,7 @@
           <w:p>
             <w:pPr>
               <w:pStyle w:val="Compact"/>
+              <w:spacing w:before="0" w:after="60" w:line="240" w:lineRule="auto"/>
               <w:jc w:val="left"/>
             </w:pPr>
             <w:r>
@@ -457,6 +1086,7 @@
           <w:p>
             <w:pPr>
               <w:pStyle w:val="Compact"/>
+              <w:spacing w:before="0" w:after="60" w:line="240" w:lineRule="auto"/>
               <w:jc w:val="left"/>
             </w:pPr>
             <w:r>
@@ -479,6 +1109,7 @@
           <w:p>
             <w:pPr>
               <w:pStyle w:val="Compact"/>
+              <w:spacing w:before="0" w:after="60" w:line="240" w:lineRule="auto"/>
               <w:jc w:val="left"/>
             </w:pPr>
             <w:r>
@@ -523,6 +1154,7 @@
           <w:p>
             <w:pPr>
               <w:pStyle w:val="Compact"/>
+              <w:spacing w:before="0" w:after="60" w:line="240" w:lineRule="auto"/>
               <w:jc w:val="left"/>
             </w:pPr>
             <w:r>
@@ -535,6 +1167,7 @@
     <w:p>
       <w:pPr>
         <w:pStyle w:val="BodyText"/>
+        <w:spacing w:before="0" w:after="60" w:line="240" w:lineRule="auto"/>
       </w:pPr>
       <w:r>
         <w:rPr>
@@ -551,6 +1184,7 @@
           <w:numId w:val="1006"/>
         </w:numPr>
         <w:pStyle w:val="Compact"/>
+        <w:spacing w:before="0" w:after="60" w:line="240" w:lineRule="auto"/>
       </w:pPr>
       <w:r>
         <w:t xml:space="preserve">many</w:t>
@@ -592,6 +1226,7 @@
           <w:numId w:val="1006"/>
         </w:numPr>
         <w:pStyle w:val="Compact"/>
+        <w:spacing w:before="0" w:after="60" w:line="240" w:lineRule="auto"/>
       </w:pPr>
       <w:r>
         <w:rPr>
@@ -627,6 +1262,7 @@
           <w:numId w:val="1006"/>
         </w:numPr>
         <w:pStyle w:val="Compact"/>
+        <w:spacing w:before="0" w:after="60" w:line="240" w:lineRule="auto"/>
       </w:pPr>
       <w:r>
         <w:rPr>
@@ -665,6 +1301,7 @@
           <w:numId w:val="1006"/>
         </w:numPr>
         <w:pStyle w:val="Compact"/>
+        <w:spacing w:before="0" w:after="60" w:line="240" w:lineRule="auto"/>
       </w:pPr>
       <w:r>
         <w:t xml:space="preserve">I didn’t</w:t>
@@ -706,6 +1343,7 @@
           <w:numId w:val="1006"/>
         </w:numPr>
         <w:pStyle w:val="Compact"/>
+        <w:spacing w:before="0" w:after="60" w:line="240" w:lineRule="auto"/>
       </w:pPr>
       <w:r>
         <w:rPr>
@@ -741,6 +1379,7 @@
           <w:numId w:val="1006"/>
         </w:numPr>
         <w:pStyle w:val="Compact"/>
+        <w:spacing w:before="0" w:after="60" w:line="240" w:lineRule="auto"/>
       </w:pPr>
       <w:r>
         <w:rPr>
@@ -775,6 +1414,7 @@
     <w:p>
       <w:pPr>
         <w:pStyle w:val="FirstParagraph"/>
+        <w:spacing w:before="0" w:after="60" w:line="240" w:lineRule="auto"/>
       </w:pPr>
       <w:r>
         <w:rPr>
@@ -794,7 +1434,7 @@
     <w:bookmarkEnd w:id="26"/>
     <w:sectPr>
       <w:pgSz w:h="16838" w:w="11906"/>
-      <w:pgMar w:bottom="1020" w:left="1020" w:right="1020" w:top="1020"/>
+      <w:pgMar w:bottom="680" w:left="737" w:right="737" w:top="680" w:header="340" w:footer="340"/>
     </w:sectPr>
   </w:body>
 </w:document>
